--- a/Week07/Week07_BaoCaoNhom.docx
+++ b/Week07/Week07_BaoCaoNhom.docx
@@ -5069,7 +5069,7 @@
                 <ns0:sz ns0:val="24"/>
                 <ns0:szCs ns0:val="24"/>
               </ns0:rPr>
-              <ns0:t xml:space="preserve"/>
+              <ns0:t xml:space="preserve">Lỗi giỏ hàng bị mất sạch dữ liệu mỗi khi người dùng nhấn chuyển trang hoặc F5 tải lại trang.</ns0:t>
             </ns0:r>
           </ns0:p>
         </ns0:tc>
@@ -5102,7 +5102,7 @@
                 <ns0:sz ns0:val="24"/>
                 <ns0:szCs ns0:val="24"/>
               </ns0:rPr>
-              <ns0:t xml:space="preserve"/>
+              <ns0:t xml:space="preserve">Trạng thái giỏ hàng (cart state) được lưu ở bộ nhớ tạm của React và bị reset về mảng rỗng khi ứng dụng re-render.</ns0:t>
             </ns0:r>
           </ns0:p>
         </ns0:tc>
@@ -5135,7 +5135,7 @@
                 <ns0:sz ns0:val="24"/>
                 <ns0:szCs ns0:val="24"/>
               </ns0:rPr>
-              <ns0:t xml:space="preserve"/>
+              <ns0:t xml:space="preserve">Sử dụng bộ nhớ LocalStorage để lưu trữ và khôi phục giỏ hàng trong CartContext.</ns0:t>
             </ns0:r>
           </ns0:p>
         </ns0:tc>
@@ -5168,7 +5168,7 @@
                 <ns0:sz ns0:val="24"/>
                 <ns0:szCs ns0:val="24"/>
               </ns0:rPr>
-              <ns0:t xml:space="preserve"/>
+              <ns0:t xml:space="preserve">Đã fix</ns0:t>
             </ns0:r>
           </ns0:p>
         </ns0:tc>
@@ -5236,7 +5236,7 @@
                 <ns0:sz ns0:val="24"/>
                 <ns0:szCs ns0:val="24"/>
               </ns0:rPr>
-              <ns0:t xml:space="preserve">[...]</ns0:t>
+              <ns0:t xml:space="preserve">Lỗi hàm auto-focus của useRef trên ô tìm kiếm bị kích hoạt liên tục mỗi khi người dùng gõ ký tự.</ns0:t>
             </ns0:r>
           </ns0:p>
         </ns0:tc>
@@ -5269,7 +5269,7 @@
                 <ns0:sz ns0:val="24"/>
                 <ns0:szCs ns0:val="24"/>
               </ns0:rPr>
-              <ns0:t xml:space="preserve">[...]</ns0:t>
+              <ns0:t xml:space="preserve">Đặt lệnh focus() trong useEffect mà không chỉ định mảng phụ thuộc dependency array, khiến useEffect chạy lại sau mỗi re-render.</ns0:t>
             </ns0:r>
           </ns0:p>
         </ns0:tc>
@@ -5302,7 +5302,7 @@
                 <ns0:sz ns0:val="24"/>
                 <ns0:szCs ns0:val="24"/>
               </ns0:rPr>
-              <ns0:t xml:space="preserve">[...]</ns0:t>
+              <ns0:t xml:space="preserve">Đặt mảng phụ thuộc của useEffect là mảng rỗng [] để lệnh focus() chỉ chạy duy nhất một lần khi component mount.</ns0:t>
             </ns0:r>
           </ns0:p>
         </ns0:tc>
@@ -5335,7 +5335,7 @@
                 <ns0:sz ns0:val="24"/>
                 <ns0:szCs ns0:val="24"/>
               </ns0:rPr>
-              <ns0:t xml:space="preserve">[...]</ns0:t>
+              <ns0:t xml:space="preserve">Đã fix</ns0:t>
             </ns0:r>
           </ns0:p>
         </ns0:tc>
